--- a/Final project(data analysis)/Final Project Report.docx
+++ b/Final project(data analysis)/Final Project Report.docx
@@ -86,8 +86,13 @@
             <w:vAlign w:val="center"/>
           </w:tcPr>
           <w:p>
-            <w:r>
-              <w:t>MD.Al -TAMISH HOSSAIN</w:t>
+            <w:proofErr w:type="spellStart"/>
+            <w:r>
+              <w:t>MD.Al</w:t>
+            </w:r>
+            <w:proofErr w:type="spellEnd"/>
+            <w:r>
+              <w:t xml:space="preserve"> -TAMISH HOSSAIN</w:t>
             </w:r>
           </w:p>
           <w:p>
@@ -122,6 +127,11 @@
           <w:p>
             <w:r>
               <w:t>25-60896-1</w:t>
+            </w:r>
+          </w:p>
+          <w:p>
+            <w:r>
+              <w:t>25-61070-1</w:t>
             </w:r>
           </w:p>
           <w:p/>
@@ -248,7 +258,15 @@
         <w:t xml:space="preserve"> </w:t>
       </w:r>
       <w:r>
-        <w:t>Through data cleaning and exploratory data analysis using Pandas, NumPy,Seaborn,and Matplotlib, several key insights were discovered.</w:t>
+        <w:t xml:space="preserve">Through data cleaning and exploratory data analysis using Pandas, </w:t>
+      </w:r>
+      <w:proofErr w:type="spellStart"/>
+      <w:r>
+        <w:t>NumPy,Seaborn,and</w:t>
+      </w:r>
+      <w:proofErr w:type="spellEnd"/>
+      <w:r>
+        <w:t xml:space="preserve"> Matplotlib, several key insights were discovered.</w:t>
       </w:r>
       <w:r>
         <w:t xml:space="preserve"> </w:t>
@@ -474,13 +492,7 @@
     </w:p>
     <w:p>
       <w:r>
-        <w:t>The dataset contains 16,598 records of video games. Each row represents a specific game release on a specific platform, including its rank, title, platform, year of release, genre, publisher, and sales figures broken down by North America, Europe, Japan, Other regions, and the Global total</w:t>
-      </w:r>
-      <w:r>
-        <w:t xml:space="preserve"> Sales</w:t>
-      </w:r>
-      <w:r>
-        <w:t>.</w:t>
+        <w:t>The dataset contains 16,598 records of video games. Each row represents a specific game release on a specific platform, including its rank, title, platform, year of release, genre, publisher, and sales figures broken down by North America, Europe, Japan, Other regions, and the Global total Sales.</w:t>
       </w:r>
     </w:p>
     <w:p>
@@ -604,12 +616,14 @@
             <w:r>
               <w:t>,</w:t>
             </w:r>
+            <w:proofErr w:type="spellStart"/>
             <w:r>
               <w:t>categorical</w:t>
             </w:r>
             <w:r>
               <w:t>,Year</w:t>
             </w:r>
+            <w:proofErr w:type="spellEnd"/>
           </w:p>
         </w:tc>
       </w:tr>
@@ -688,7 +702,15 @@
     </w:p>
     <w:p>
       <w:r>
-        <w:t>The dataset was found to have missing release years for several titles. The 'Year' column was initially stored as a float due to NaN values, requiring conversion.</w:t>
+        <w:t xml:space="preserve">The dataset was found to have missing release years for several titles. The 'Year' column was initially stored as a float due to </w:t>
+      </w:r>
+      <w:proofErr w:type="spellStart"/>
+      <w:r>
+        <w:t>NaN</w:t>
+      </w:r>
+      <w:proofErr w:type="spellEnd"/>
+      <w:r>
+        <w:t xml:space="preserve"> values, requiring conversion.</w:t>
       </w:r>
     </w:p>
     <w:p>
@@ -833,6 +855,7 @@
                 <w:szCs w:val="20"/>
               </w:rPr>
             </w:pPr>
+            <w:proofErr w:type="spellStart"/>
             <w:r>
               <w:rPr>
                 <w:rFonts w:ascii="Courier New" w:eastAsia="Times New Roman" w:hAnsi="Courier New" w:cs="Courier New"/>
@@ -840,7 +863,17 @@
                 <w:sz w:val="20"/>
                 <w:szCs w:val="20"/>
               </w:rPr>
-              <w:t>df[</w:t>
+              <w:t>df</w:t>
+            </w:r>
+            <w:proofErr w:type="spellEnd"/>
+            <w:r>
+              <w:rPr>
+                <w:rFonts w:ascii="Courier New" w:eastAsia="Times New Roman" w:hAnsi="Courier New" w:cs="Courier New"/>
+                <w:color w:val="BCBEC4"/>
+                <w:sz w:val="20"/>
+                <w:szCs w:val="20"/>
+              </w:rPr>
+              <w:t>[</w:t>
             </w:r>
             <w:r>
               <w:rPr>
@@ -858,7 +891,27 @@
                 <w:sz w:val="20"/>
                 <w:szCs w:val="20"/>
               </w:rPr>
-              <w:t>] = df[</w:t>
+              <w:t xml:space="preserve">] = </w:t>
+            </w:r>
+            <w:proofErr w:type="spellStart"/>
+            <w:r>
+              <w:rPr>
+                <w:rFonts w:ascii="Courier New" w:eastAsia="Times New Roman" w:hAnsi="Courier New" w:cs="Courier New"/>
+                <w:color w:val="BCBEC4"/>
+                <w:sz w:val="20"/>
+                <w:szCs w:val="20"/>
+              </w:rPr>
+              <w:t>df</w:t>
+            </w:r>
+            <w:proofErr w:type="spellEnd"/>
+            <w:r>
+              <w:rPr>
+                <w:rFonts w:ascii="Courier New" w:eastAsia="Times New Roman" w:hAnsi="Courier New" w:cs="Courier New"/>
+                <w:color w:val="BCBEC4"/>
+                <w:sz w:val="20"/>
+                <w:szCs w:val="20"/>
+              </w:rPr>
+              <w:t>[</w:t>
             </w:r>
             <w:r>
               <w:rPr>
@@ -876,7 +929,27 @@
                 <w:sz w:val="20"/>
                 <w:szCs w:val="20"/>
               </w:rPr>
-              <w:t>].fillna(</w:t>
+              <w:t>].</w:t>
+            </w:r>
+            <w:proofErr w:type="spellStart"/>
+            <w:r>
+              <w:rPr>
+                <w:rFonts w:ascii="Courier New" w:eastAsia="Times New Roman" w:hAnsi="Courier New" w:cs="Courier New"/>
+                <w:color w:val="BCBEC4"/>
+                <w:sz w:val="20"/>
+                <w:szCs w:val="20"/>
+              </w:rPr>
+              <w:t>fillna</w:t>
+            </w:r>
+            <w:proofErr w:type="spellEnd"/>
+            <w:r>
+              <w:rPr>
+                <w:rFonts w:ascii="Courier New" w:eastAsia="Times New Roman" w:hAnsi="Courier New" w:cs="Courier New"/>
+                <w:color w:val="BCBEC4"/>
+                <w:sz w:val="20"/>
+                <w:szCs w:val="20"/>
+              </w:rPr>
+              <w:t>(</w:t>
             </w:r>
             <w:r>
               <w:rPr>
@@ -975,7 +1048,66 @@
                 <w:szCs w:val="20"/>
               </w:rPr>
               <w:br/>
-              <w:t>df = df[df[</w:t>
+            </w:r>
+            <w:proofErr w:type="spellStart"/>
+            <w:r>
+              <w:rPr>
+                <w:rFonts w:ascii="Courier New" w:eastAsia="Times New Roman" w:hAnsi="Courier New" w:cs="Courier New"/>
+                <w:color w:val="BCBEC4"/>
+                <w:sz w:val="20"/>
+                <w:szCs w:val="20"/>
+              </w:rPr>
+              <w:t>df</w:t>
+            </w:r>
+            <w:proofErr w:type="spellEnd"/>
+            <w:r>
+              <w:rPr>
+                <w:rFonts w:ascii="Courier New" w:eastAsia="Times New Roman" w:hAnsi="Courier New" w:cs="Courier New"/>
+                <w:color w:val="BCBEC4"/>
+                <w:sz w:val="20"/>
+                <w:szCs w:val="20"/>
+              </w:rPr>
+              <w:t xml:space="preserve"> = </w:t>
+            </w:r>
+            <w:proofErr w:type="spellStart"/>
+            <w:r>
+              <w:rPr>
+                <w:rFonts w:ascii="Courier New" w:eastAsia="Times New Roman" w:hAnsi="Courier New" w:cs="Courier New"/>
+                <w:color w:val="BCBEC4"/>
+                <w:sz w:val="20"/>
+                <w:szCs w:val="20"/>
+              </w:rPr>
+              <w:t>df</w:t>
+            </w:r>
+            <w:proofErr w:type="spellEnd"/>
+            <w:r>
+              <w:rPr>
+                <w:rFonts w:ascii="Courier New" w:eastAsia="Times New Roman" w:hAnsi="Courier New" w:cs="Courier New"/>
+                <w:color w:val="BCBEC4"/>
+                <w:sz w:val="20"/>
+                <w:szCs w:val="20"/>
+              </w:rPr>
+              <w:t>[</w:t>
+            </w:r>
+            <w:proofErr w:type="spellStart"/>
+            <w:r>
+              <w:rPr>
+                <w:rFonts w:ascii="Courier New" w:eastAsia="Times New Roman" w:hAnsi="Courier New" w:cs="Courier New"/>
+                <w:color w:val="BCBEC4"/>
+                <w:sz w:val="20"/>
+                <w:szCs w:val="20"/>
+              </w:rPr>
+              <w:t>df</w:t>
+            </w:r>
+            <w:proofErr w:type="spellEnd"/>
+            <w:r>
+              <w:rPr>
+                <w:rFonts w:ascii="Courier New" w:eastAsia="Times New Roman" w:hAnsi="Courier New" w:cs="Courier New"/>
+                <w:color w:val="BCBEC4"/>
+                <w:sz w:val="20"/>
+                <w:szCs w:val="20"/>
+              </w:rPr>
+              <w:t>[</w:t>
             </w:r>
             <w:r>
               <w:rPr>
@@ -993,8 +1125,9 @@
                 <w:sz w:val="20"/>
                 <w:szCs w:val="20"/>
               </w:rPr>
-              <w:t>].notna()]</w:t>
-            </w:r>
+              <w:t>].</w:t>
+            </w:r>
+            <w:proofErr w:type="spellStart"/>
             <w:r>
               <w:rPr>
                 <w:rFonts w:ascii="Courier New" w:eastAsia="Times New Roman" w:hAnsi="Courier New" w:cs="Courier New"/>
@@ -1002,8 +1135,86 @@
                 <w:sz w:val="20"/>
                 <w:szCs w:val="20"/>
               </w:rPr>
+              <w:t>notna</w:t>
+            </w:r>
+            <w:proofErr w:type="spellEnd"/>
+            <w:r>
+              <w:rPr>
+                <w:rFonts w:ascii="Courier New" w:eastAsia="Times New Roman" w:hAnsi="Courier New" w:cs="Courier New"/>
+                <w:color w:val="BCBEC4"/>
+                <w:sz w:val="20"/>
+                <w:szCs w:val="20"/>
+              </w:rPr>
+              <w:t>()]</w:t>
+            </w:r>
+            <w:r>
+              <w:rPr>
+                <w:rFonts w:ascii="Courier New" w:eastAsia="Times New Roman" w:hAnsi="Courier New" w:cs="Courier New"/>
+                <w:color w:val="BCBEC4"/>
+                <w:sz w:val="20"/>
+                <w:szCs w:val="20"/>
+              </w:rPr>
               <w:br/>
-              <w:t>df = df[df[</w:t>
+            </w:r>
+            <w:proofErr w:type="spellStart"/>
+            <w:r>
+              <w:rPr>
+                <w:rFonts w:ascii="Courier New" w:eastAsia="Times New Roman" w:hAnsi="Courier New" w:cs="Courier New"/>
+                <w:color w:val="BCBEC4"/>
+                <w:sz w:val="20"/>
+                <w:szCs w:val="20"/>
+              </w:rPr>
+              <w:t>df</w:t>
+            </w:r>
+            <w:proofErr w:type="spellEnd"/>
+            <w:r>
+              <w:rPr>
+                <w:rFonts w:ascii="Courier New" w:eastAsia="Times New Roman" w:hAnsi="Courier New" w:cs="Courier New"/>
+                <w:color w:val="BCBEC4"/>
+                <w:sz w:val="20"/>
+                <w:szCs w:val="20"/>
+              </w:rPr>
+              <w:t xml:space="preserve"> = </w:t>
+            </w:r>
+            <w:proofErr w:type="spellStart"/>
+            <w:r>
+              <w:rPr>
+                <w:rFonts w:ascii="Courier New" w:eastAsia="Times New Roman" w:hAnsi="Courier New" w:cs="Courier New"/>
+                <w:color w:val="BCBEC4"/>
+                <w:sz w:val="20"/>
+                <w:szCs w:val="20"/>
+              </w:rPr>
+              <w:t>df</w:t>
+            </w:r>
+            <w:proofErr w:type="spellEnd"/>
+            <w:r>
+              <w:rPr>
+                <w:rFonts w:ascii="Courier New" w:eastAsia="Times New Roman" w:hAnsi="Courier New" w:cs="Courier New"/>
+                <w:color w:val="BCBEC4"/>
+                <w:sz w:val="20"/>
+                <w:szCs w:val="20"/>
+              </w:rPr>
+              <w:t>[</w:t>
+            </w:r>
+            <w:proofErr w:type="spellStart"/>
+            <w:r>
+              <w:rPr>
+                <w:rFonts w:ascii="Courier New" w:eastAsia="Times New Roman" w:hAnsi="Courier New" w:cs="Courier New"/>
+                <w:color w:val="BCBEC4"/>
+                <w:sz w:val="20"/>
+                <w:szCs w:val="20"/>
+              </w:rPr>
+              <w:t>df</w:t>
+            </w:r>
+            <w:proofErr w:type="spellEnd"/>
+            <w:r>
+              <w:rPr>
+                <w:rFonts w:ascii="Courier New" w:eastAsia="Times New Roman" w:hAnsi="Courier New" w:cs="Courier New"/>
+                <w:color w:val="BCBEC4"/>
+                <w:sz w:val="20"/>
+                <w:szCs w:val="20"/>
+              </w:rPr>
+              <w:t>[</w:t>
             </w:r>
             <w:r>
               <w:rPr>
@@ -1112,6 +1323,7 @@
                 <w:szCs w:val="20"/>
               </w:rPr>
             </w:pPr>
+            <w:proofErr w:type="spellStart"/>
             <w:r>
               <w:rPr>
                 <w:rFonts w:ascii="Courier New" w:eastAsia="Times New Roman" w:hAnsi="Courier New" w:cs="Courier New"/>
@@ -1119,7 +1331,17 @@
                 <w:sz w:val="20"/>
                 <w:szCs w:val="20"/>
               </w:rPr>
-              <w:t>df[</w:t>
+              <w:t>df</w:t>
+            </w:r>
+            <w:proofErr w:type="spellEnd"/>
+            <w:r>
+              <w:rPr>
+                <w:rFonts w:ascii="Courier New" w:eastAsia="Times New Roman" w:hAnsi="Courier New" w:cs="Courier New"/>
+                <w:color w:val="BCBEC4"/>
+                <w:sz w:val="20"/>
+                <w:szCs w:val="20"/>
+              </w:rPr>
+              <w:t>[</w:t>
             </w:r>
             <w:r>
               <w:rPr>
@@ -1137,7 +1359,27 @@
                 <w:sz w:val="20"/>
                 <w:szCs w:val="20"/>
               </w:rPr>
-              <w:t>] = df[</w:t>
+              <w:t xml:space="preserve">] = </w:t>
+            </w:r>
+            <w:proofErr w:type="spellStart"/>
+            <w:r>
+              <w:rPr>
+                <w:rFonts w:ascii="Courier New" w:eastAsia="Times New Roman" w:hAnsi="Courier New" w:cs="Courier New"/>
+                <w:color w:val="BCBEC4"/>
+                <w:sz w:val="20"/>
+                <w:szCs w:val="20"/>
+              </w:rPr>
+              <w:t>df</w:t>
+            </w:r>
+            <w:proofErr w:type="spellEnd"/>
+            <w:r>
+              <w:rPr>
+                <w:rFonts w:ascii="Courier New" w:eastAsia="Times New Roman" w:hAnsi="Courier New" w:cs="Courier New"/>
+                <w:color w:val="BCBEC4"/>
+                <w:sz w:val="20"/>
+                <w:szCs w:val="20"/>
+              </w:rPr>
+              <w:t>[</w:t>
             </w:r>
             <w:r>
               <w:rPr>
@@ -1155,7 +1397,27 @@
                 <w:sz w:val="20"/>
                 <w:szCs w:val="20"/>
               </w:rPr>
-              <w:t>].astype(</w:t>
+              <w:t>].</w:t>
+            </w:r>
+            <w:proofErr w:type="spellStart"/>
+            <w:r>
+              <w:rPr>
+                <w:rFonts w:ascii="Courier New" w:eastAsia="Times New Roman" w:hAnsi="Courier New" w:cs="Courier New"/>
+                <w:color w:val="BCBEC4"/>
+                <w:sz w:val="20"/>
+                <w:szCs w:val="20"/>
+              </w:rPr>
+              <w:t>astype</w:t>
+            </w:r>
+            <w:proofErr w:type="spellEnd"/>
+            <w:r>
+              <w:rPr>
+                <w:rFonts w:ascii="Courier New" w:eastAsia="Times New Roman" w:hAnsi="Courier New" w:cs="Courier New"/>
+                <w:color w:val="BCBEC4"/>
+                <w:sz w:val="20"/>
+                <w:szCs w:val="20"/>
+              </w:rPr>
+              <w:t>(</w:t>
             </w:r>
             <w:r>
               <w:rPr>
@@ -1264,6 +1526,7 @@
               </w:rPr>
               <w:br/>
             </w:r>
+            <w:proofErr w:type="spellStart"/>
             <w:r>
               <w:rPr>
                 <w:rFonts w:ascii="Courier New" w:eastAsia="Times New Roman" w:hAnsi="Courier New" w:cs="Courier New"/>
@@ -1271,7 +1534,37 @@
                 <w:sz w:val="20"/>
                 <w:szCs w:val="20"/>
               </w:rPr>
-              <w:t>NA_Avg = df[</w:t>
+              <w:t>NA_Avg</w:t>
+            </w:r>
+            <w:proofErr w:type="spellEnd"/>
+            <w:r>
+              <w:rPr>
+                <w:rFonts w:ascii="Courier New" w:eastAsia="Times New Roman" w:hAnsi="Courier New" w:cs="Courier New"/>
+                <w:color w:val="BCBEC4"/>
+                <w:sz w:val="20"/>
+                <w:szCs w:val="20"/>
+              </w:rPr>
+              <w:t xml:space="preserve"> = </w:t>
+            </w:r>
+            <w:proofErr w:type="spellStart"/>
+            <w:r>
+              <w:rPr>
+                <w:rFonts w:ascii="Courier New" w:eastAsia="Times New Roman" w:hAnsi="Courier New" w:cs="Courier New"/>
+                <w:color w:val="BCBEC4"/>
+                <w:sz w:val="20"/>
+                <w:szCs w:val="20"/>
+              </w:rPr>
+              <w:t>df</w:t>
+            </w:r>
+            <w:proofErr w:type="spellEnd"/>
+            <w:r>
+              <w:rPr>
+                <w:rFonts w:ascii="Courier New" w:eastAsia="Times New Roman" w:hAnsi="Courier New" w:cs="Courier New"/>
+                <w:color w:val="BCBEC4"/>
+                <w:sz w:val="20"/>
+                <w:szCs w:val="20"/>
+              </w:rPr>
+              <w:t>[</w:t>
             </w:r>
             <w:r>
               <w:rPr>
@@ -1299,7 +1592,46 @@
                 <w:szCs w:val="20"/>
               </w:rPr>
               <w:br/>
-              <w:t>EU_Avg = df[</w:t>
+            </w:r>
+            <w:proofErr w:type="spellStart"/>
+            <w:r>
+              <w:rPr>
+                <w:rFonts w:ascii="Courier New" w:eastAsia="Times New Roman" w:hAnsi="Courier New" w:cs="Courier New"/>
+                <w:color w:val="BCBEC4"/>
+                <w:sz w:val="20"/>
+                <w:szCs w:val="20"/>
+              </w:rPr>
+              <w:t>EU_Avg</w:t>
+            </w:r>
+            <w:proofErr w:type="spellEnd"/>
+            <w:r>
+              <w:rPr>
+                <w:rFonts w:ascii="Courier New" w:eastAsia="Times New Roman" w:hAnsi="Courier New" w:cs="Courier New"/>
+                <w:color w:val="BCBEC4"/>
+                <w:sz w:val="20"/>
+                <w:szCs w:val="20"/>
+              </w:rPr>
+              <w:t xml:space="preserve"> = </w:t>
+            </w:r>
+            <w:proofErr w:type="spellStart"/>
+            <w:r>
+              <w:rPr>
+                <w:rFonts w:ascii="Courier New" w:eastAsia="Times New Roman" w:hAnsi="Courier New" w:cs="Courier New"/>
+                <w:color w:val="BCBEC4"/>
+                <w:sz w:val="20"/>
+                <w:szCs w:val="20"/>
+              </w:rPr>
+              <w:t>df</w:t>
+            </w:r>
+            <w:proofErr w:type="spellEnd"/>
+            <w:r>
+              <w:rPr>
+                <w:rFonts w:ascii="Courier New" w:eastAsia="Times New Roman" w:hAnsi="Courier New" w:cs="Courier New"/>
+                <w:color w:val="BCBEC4"/>
+                <w:sz w:val="20"/>
+                <w:szCs w:val="20"/>
+              </w:rPr>
+              <w:t>[</w:t>
             </w:r>
             <w:r>
               <w:rPr>
@@ -1327,7 +1659,46 @@
                 <w:szCs w:val="20"/>
               </w:rPr>
               <w:br/>
-              <w:t>JP_Avg = df[</w:t>
+            </w:r>
+            <w:proofErr w:type="spellStart"/>
+            <w:r>
+              <w:rPr>
+                <w:rFonts w:ascii="Courier New" w:eastAsia="Times New Roman" w:hAnsi="Courier New" w:cs="Courier New"/>
+                <w:color w:val="BCBEC4"/>
+                <w:sz w:val="20"/>
+                <w:szCs w:val="20"/>
+              </w:rPr>
+              <w:t>JP_Avg</w:t>
+            </w:r>
+            <w:proofErr w:type="spellEnd"/>
+            <w:r>
+              <w:rPr>
+                <w:rFonts w:ascii="Courier New" w:eastAsia="Times New Roman" w:hAnsi="Courier New" w:cs="Courier New"/>
+                <w:color w:val="BCBEC4"/>
+                <w:sz w:val="20"/>
+                <w:szCs w:val="20"/>
+              </w:rPr>
+              <w:t xml:space="preserve"> = </w:t>
+            </w:r>
+            <w:proofErr w:type="spellStart"/>
+            <w:r>
+              <w:rPr>
+                <w:rFonts w:ascii="Courier New" w:eastAsia="Times New Roman" w:hAnsi="Courier New" w:cs="Courier New"/>
+                <w:color w:val="BCBEC4"/>
+                <w:sz w:val="20"/>
+                <w:szCs w:val="20"/>
+              </w:rPr>
+              <w:t>df</w:t>
+            </w:r>
+            <w:proofErr w:type="spellEnd"/>
+            <w:r>
+              <w:rPr>
+                <w:rFonts w:ascii="Courier New" w:eastAsia="Times New Roman" w:hAnsi="Courier New" w:cs="Courier New"/>
+                <w:color w:val="BCBEC4"/>
+                <w:sz w:val="20"/>
+                <w:szCs w:val="20"/>
+              </w:rPr>
+              <w:t>[</w:t>
             </w:r>
             <w:r>
               <w:rPr>
@@ -1383,6 +1754,7 @@
               </w:rPr>
               <w:br/>
             </w:r>
+            <w:proofErr w:type="spellStart"/>
             <w:r>
               <w:rPr>
                 <w:rFonts w:ascii="Courier New" w:eastAsia="Times New Roman" w:hAnsi="Courier New" w:cs="Courier New"/>
@@ -1390,7 +1762,37 @@
                 <w:sz w:val="20"/>
                 <w:szCs w:val="20"/>
               </w:rPr>
-              <w:t>df.loc[df[</w:t>
+              <w:t>df.loc</w:t>
+            </w:r>
+            <w:proofErr w:type="spellEnd"/>
+            <w:r>
+              <w:rPr>
+                <w:rFonts w:ascii="Courier New" w:eastAsia="Times New Roman" w:hAnsi="Courier New" w:cs="Courier New"/>
+                <w:color w:val="BCBEC4"/>
+                <w:sz w:val="20"/>
+                <w:szCs w:val="20"/>
+              </w:rPr>
+              <w:t>[</w:t>
+            </w:r>
+            <w:proofErr w:type="spellStart"/>
+            <w:r>
+              <w:rPr>
+                <w:rFonts w:ascii="Courier New" w:eastAsia="Times New Roman" w:hAnsi="Courier New" w:cs="Courier New"/>
+                <w:color w:val="BCBEC4"/>
+                <w:sz w:val="20"/>
+                <w:szCs w:val="20"/>
+              </w:rPr>
+              <w:t>df</w:t>
+            </w:r>
+            <w:proofErr w:type="spellEnd"/>
+            <w:r>
+              <w:rPr>
+                <w:rFonts w:ascii="Courier New" w:eastAsia="Times New Roman" w:hAnsi="Courier New" w:cs="Courier New"/>
+                <w:color w:val="BCBEC4"/>
+                <w:sz w:val="20"/>
+                <w:szCs w:val="20"/>
+              </w:rPr>
+              <w:t>[</w:t>
             </w:r>
             <w:r>
               <w:rPr>
@@ -1444,8 +1846,9 @@
                 <w:sz w:val="20"/>
                 <w:szCs w:val="20"/>
               </w:rPr>
-              <w:t>] = NA_Avg</w:t>
-            </w:r>
+              <w:t xml:space="preserve">] = </w:t>
+            </w:r>
+            <w:proofErr w:type="spellStart"/>
             <w:r>
               <w:rPr>
                 <w:rFonts w:ascii="Courier New" w:eastAsia="Times New Roman" w:hAnsi="Courier New" w:cs="Courier New"/>
@@ -1453,8 +1856,57 @@
                 <w:sz w:val="20"/>
                 <w:szCs w:val="20"/>
               </w:rPr>
+              <w:t>NA_Avg</w:t>
+            </w:r>
+            <w:proofErr w:type="spellEnd"/>
+            <w:r>
+              <w:rPr>
+                <w:rFonts w:ascii="Courier New" w:eastAsia="Times New Roman" w:hAnsi="Courier New" w:cs="Courier New"/>
+                <w:color w:val="BCBEC4"/>
+                <w:sz w:val="20"/>
+                <w:szCs w:val="20"/>
+              </w:rPr>
               <w:br/>
-              <w:t>df.loc[df[</w:t>
+            </w:r>
+            <w:proofErr w:type="spellStart"/>
+            <w:r>
+              <w:rPr>
+                <w:rFonts w:ascii="Courier New" w:eastAsia="Times New Roman" w:hAnsi="Courier New" w:cs="Courier New"/>
+                <w:color w:val="BCBEC4"/>
+                <w:sz w:val="20"/>
+                <w:szCs w:val="20"/>
+              </w:rPr>
+              <w:t>df.loc</w:t>
+            </w:r>
+            <w:proofErr w:type="spellEnd"/>
+            <w:r>
+              <w:rPr>
+                <w:rFonts w:ascii="Courier New" w:eastAsia="Times New Roman" w:hAnsi="Courier New" w:cs="Courier New"/>
+                <w:color w:val="BCBEC4"/>
+                <w:sz w:val="20"/>
+                <w:szCs w:val="20"/>
+              </w:rPr>
+              <w:t>[</w:t>
+            </w:r>
+            <w:proofErr w:type="spellStart"/>
+            <w:r>
+              <w:rPr>
+                <w:rFonts w:ascii="Courier New" w:eastAsia="Times New Roman" w:hAnsi="Courier New" w:cs="Courier New"/>
+                <w:color w:val="BCBEC4"/>
+                <w:sz w:val="20"/>
+                <w:szCs w:val="20"/>
+              </w:rPr>
+              <w:t>df</w:t>
+            </w:r>
+            <w:proofErr w:type="spellEnd"/>
+            <w:r>
+              <w:rPr>
+                <w:rFonts w:ascii="Courier New" w:eastAsia="Times New Roman" w:hAnsi="Courier New" w:cs="Courier New"/>
+                <w:color w:val="BCBEC4"/>
+                <w:sz w:val="20"/>
+                <w:szCs w:val="20"/>
+              </w:rPr>
+              <w:t>[</w:t>
             </w:r>
             <w:r>
               <w:rPr>
@@ -1508,8 +1960,9 @@
                 <w:sz w:val="20"/>
                 <w:szCs w:val="20"/>
               </w:rPr>
-              <w:t>] = EU_Avg</w:t>
-            </w:r>
+              <w:t xml:space="preserve">] = </w:t>
+            </w:r>
+            <w:proofErr w:type="spellStart"/>
             <w:r>
               <w:rPr>
                 <w:rFonts w:ascii="Courier New" w:eastAsia="Times New Roman" w:hAnsi="Courier New" w:cs="Courier New"/>
@@ -1517,8 +1970,57 @@
                 <w:sz w:val="20"/>
                 <w:szCs w:val="20"/>
               </w:rPr>
+              <w:t>EU_Avg</w:t>
+            </w:r>
+            <w:proofErr w:type="spellEnd"/>
+            <w:r>
+              <w:rPr>
+                <w:rFonts w:ascii="Courier New" w:eastAsia="Times New Roman" w:hAnsi="Courier New" w:cs="Courier New"/>
+                <w:color w:val="BCBEC4"/>
+                <w:sz w:val="20"/>
+                <w:szCs w:val="20"/>
+              </w:rPr>
               <w:br/>
-              <w:t>df.loc[df[</w:t>
+            </w:r>
+            <w:proofErr w:type="spellStart"/>
+            <w:r>
+              <w:rPr>
+                <w:rFonts w:ascii="Courier New" w:eastAsia="Times New Roman" w:hAnsi="Courier New" w:cs="Courier New"/>
+                <w:color w:val="BCBEC4"/>
+                <w:sz w:val="20"/>
+                <w:szCs w:val="20"/>
+              </w:rPr>
+              <w:t>df.loc</w:t>
+            </w:r>
+            <w:proofErr w:type="spellEnd"/>
+            <w:r>
+              <w:rPr>
+                <w:rFonts w:ascii="Courier New" w:eastAsia="Times New Roman" w:hAnsi="Courier New" w:cs="Courier New"/>
+                <w:color w:val="BCBEC4"/>
+                <w:sz w:val="20"/>
+                <w:szCs w:val="20"/>
+              </w:rPr>
+              <w:t>[</w:t>
+            </w:r>
+            <w:proofErr w:type="spellStart"/>
+            <w:r>
+              <w:rPr>
+                <w:rFonts w:ascii="Courier New" w:eastAsia="Times New Roman" w:hAnsi="Courier New" w:cs="Courier New"/>
+                <w:color w:val="BCBEC4"/>
+                <w:sz w:val="20"/>
+                <w:szCs w:val="20"/>
+              </w:rPr>
+              <w:t>df</w:t>
+            </w:r>
+            <w:proofErr w:type="spellEnd"/>
+            <w:r>
+              <w:rPr>
+                <w:rFonts w:ascii="Courier New" w:eastAsia="Times New Roman" w:hAnsi="Courier New" w:cs="Courier New"/>
+                <w:color w:val="BCBEC4"/>
+                <w:sz w:val="20"/>
+                <w:szCs w:val="20"/>
+              </w:rPr>
+              <w:t>[</w:t>
             </w:r>
             <w:r>
               <w:rPr>
@@ -1572,8 +2074,19 @@
                 <w:sz w:val="20"/>
                 <w:szCs w:val="20"/>
               </w:rPr>
-              <w:t>] = JP_Avg</w:t>
-            </w:r>
+              <w:t xml:space="preserve">] = </w:t>
+            </w:r>
+            <w:proofErr w:type="spellStart"/>
+            <w:r>
+              <w:rPr>
+                <w:rFonts w:ascii="Courier New" w:eastAsia="Times New Roman" w:hAnsi="Courier New" w:cs="Courier New"/>
+                <w:color w:val="BCBEC4"/>
+                <w:sz w:val="20"/>
+                <w:szCs w:val="20"/>
+              </w:rPr>
+              <w:t>JP_Avg</w:t>
+            </w:r>
+            <w:proofErr w:type="spellEnd"/>
           </w:p>
           <w:p/>
         </w:tc>
@@ -1650,6 +2163,7 @@
                 <w:szCs w:val="20"/>
               </w:rPr>
             </w:pPr>
+            <w:proofErr w:type="spellStart"/>
             <w:r>
               <w:rPr>
                 <w:rFonts w:ascii="Courier New" w:eastAsia="Times New Roman" w:hAnsi="Courier New" w:cs="Courier New"/>
@@ -1657,7 +2171,17 @@
                 <w:sz w:val="20"/>
                 <w:szCs w:val="20"/>
               </w:rPr>
-              <w:t>df[</w:t>
+              <w:t>df</w:t>
+            </w:r>
+            <w:proofErr w:type="spellEnd"/>
+            <w:r>
+              <w:rPr>
+                <w:rFonts w:ascii="Courier New" w:eastAsia="Times New Roman" w:hAnsi="Courier New" w:cs="Courier New"/>
+                <w:color w:val="BCBEC4"/>
+                <w:sz w:val="20"/>
+                <w:szCs w:val="20"/>
+              </w:rPr>
+              <w:t>[</w:t>
             </w:r>
             <w:r>
               <w:rPr>
@@ -1675,7 +2199,27 @@
                 <w:sz w:val="20"/>
                 <w:szCs w:val="20"/>
               </w:rPr>
-              <w:t>] = (df[</w:t>
+              <w:t>] = (</w:t>
+            </w:r>
+            <w:proofErr w:type="spellStart"/>
+            <w:r>
+              <w:rPr>
+                <w:rFonts w:ascii="Courier New" w:eastAsia="Times New Roman" w:hAnsi="Courier New" w:cs="Courier New"/>
+                <w:color w:val="BCBEC4"/>
+                <w:sz w:val="20"/>
+                <w:szCs w:val="20"/>
+              </w:rPr>
+              <w:t>df</w:t>
+            </w:r>
+            <w:proofErr w:type="spellEnd"/>
+            <w:r>
+              <w:rPr>
+                <w:rFonts w:ascii="Courier New" w:eastAsia="Times New Roman" w:hAnsi="Courier New" w:cs="Courier New"/>
+                <w:color w:val="BCBEC4"/>
+                <w:sz w:val="20"/>
+                <w:szCs w:val="20"/>
+              </w:rPr>
+              <w:t>[</w:t>
             </w:r>
             <w:r>
               <w:rPr>
@@ -1731,6 +2275,7 @@
               </w:rPr>
               <w:br/>
             </w:r>
+            <w:proofErr w:type="spellStart"/>
             <w:r>
               <w:rPr>
                 <w:rFonts w:ascii="Courier New" w:eastAsia="Times New Roman" w:hAnsi="Courier New" w:cs="Courier New"/>
@@ -1738,7 +2283,17 @@
                 <w:sz w:val="20"/>
                 <w:szCs w:val="20"/>
               </w:rPr>
-              <w:t>df[</w:t>
+              <w:t>df</w:t>
+            </w:r>
+            <w:proofErr w:type="spellEnd"/>
+            <w:r>
+              <w:rPr>
+                <w:rFonts w:ascii="Courier New" w:eastAsia="Times New Roman" w:hAnsi="Courier New" w:cs="Courier New"/>
+                <w:color w:val="BCBEC4"/>
+                <w:sz w:val="20"/>
+                <w:szCs w:val="20"/>
+              </w:rPr>
+              <w:t>[</w:t>
             </w:r>
             <w:r>
               <w:rPr>
@@ -1747,7 +2302,27 @@
                 <w:sz w:val="20"/>
                 <w:szCs w:val="20"/>
               </w:rPr>
-              <w:t>'Decade_Label'</w:t>
+              <w:t>'</w:t>
+            </w:r>
+            <w:proofErr w:type="spellStart"/>
+            <w:r>
+              <w:rPr>
+                <w:rFonts w:ascii="Courier New" w:eastAsia="Times New Roman" w:hAnsi="Courier New" w:cs="Courier New"/>
+                <w:color w:val="6AAB73"/>
+                <w:sz w:val="20"/>
+                <w:szCs w:val="20"/>
+              </w:rPr>
+              <w:t>Decade_Label</w:t>
+            </w:r>
+            <w:proofErr w:type="spellEnd"/>
+            <w:r>
+              <w:rPr>
+                <w:rFonts w:ascii="Courier New" w:eastAsia="Times New Roman" w:hAnsi="Courier New" w:cs="Courier New"/>
+                <w:color w:val="6AAB73"/>
+                <w:sz w:val="20"/>
+                <w:szCs w:val="20"/>
+              </w:rPr>
+              <w:t>'</w:t>
             </w:r>
             <w:r>
               <w:rPr>
@@ -1756,7 +2331,27 @@
                 <w:sz w:val="20"/>
                 <w:szCs w:val="20"/>
               </w:rPr>
-              <w:t>] = df[</w:t>
+              <w:t xml:space="preserve">] = </w:t>
+            </w:r>
+            <w:proofErr w:type="spellStart"/>
+            <w:r>
+              <w:rPr>
+                <w:rFonts w:ascii="Courier New" w:eastAsia="Times New Roman" w:hAnsi="Courier New" w:cs="Courier New"/>
+                <w:color w:val="BCBEC4"/>
+                <w:sz w:val="20"/>
+                <w:szCs w:val="20"/>
+              </w:rPr>
+              <w:t>df</w:t>
+            </w:r>
+            <w:proofErr w:type="spellEnd"/>
+            <w:r>
+              <w:rPr>
+                <w:rFonts w:ascii="Courier New" w:eastAsia="Times New Roman" w:hAnsi="Courier New" w:cs="Courier New"/>
+                <w:color w:val="BCBEC4"/>
+                <w:sz w:val="20"/>
+                <w:szCs w:val="20"/>
+              </w:rPr>
+              <w:t>[</w:t>
             </w:r>
             <w:r>
               <w:rPr>
@@ -1774,7 +2369,27 @@
                 <w:sz w:val="20"/>
                 <w:szCs w:val="20"/>
               </w:rPr>
-              <w:t>].astype(</w:t>
+              <w:t>].</w:t>
+            </w:r>
+            <w:proofErr w:type="spellStart"/>
+            <w:r>
+              <w:rPr>
+                <w:rFonts w:ascii="Courier New" w:eastAsia="Times New Roman" w:hAnsi="Courier New" w:cs="Courier New"/>
+                <w:color w:val="BCBEC4"/>
+                <w:sz w:val="20"/>
+                <w:szCs w:val="20"/>
+              </w:rPr>
+              <w:t>astype</w:t>
+            </w:r>
+            <w:proofErr w:type="spellEnd"/>
+            <w:r>
+              <w:rPr>
+                <w:rFonts w:ascii="Courier New" w:eastAsia="Times New Roman" w:hAnsi="Courier New" w:cs="Courier New"/>
+                <w:color w:val="BCBEC4"/>
+                <w:sz w:val="20"/>
+                <w:szCs w:val="20"/>
+              </w:rPr>
+              <w:t>(</w:t>
             </w:r>
             <w:r>
               <w:rPr>
@@ -1876,7 +2491,27 @@
                 <w:sz w:val="20"/>
                 <w:szCs w:val="20"/>
               </w:rPr>
-              <w:t>q1 = df[</w:t>
+              <w:t xml:space="preserve">q1 = </w:t>
+            </w:r>
+            <w:proofErr w:type="spellStart"/>
+            <w:r>
+              <w:rPr>
+                <w:rFonts w:ascii="Courier New" w:eastAsia="Times New Roman" w:hAnsi="Courier New" w:cs="Courier New"/>
+                <w:color w:val="BCBEC4"/>
+                <w:sz w:val="20"/>
+                <w:szCs w:val="20"/>
+              </w:rPr>
+              <w:t>df</w:t>
+            </w:r>
+            <w:proofErr w:type="spellEnd"/>
+            <w:r>
+              <w:rPr>
+                <w:rFonts w:ascii="Courier New" w:eastAsia="Times New Roman" w:hAnsi="Courier New" w:cs="Courier New"/>
+                <w:color w:val="BCBEC4"/>
+                <w:sz w:val="20"/>
+                <w:szCs w:val="20"/>
+              </w:rPr>
+              <w:t>[</w:t>
             </w:r>
             <w:r>
               <w:rPr>
@@ -1922,17 +2557,9 @@
                 <w:szCs w:val="20"/>
               </w:rPr>
               <w:br/>
-              <w:t>q2 = df[</w:t>
-            </w:r>
-            <w:r>
-              <w:rPr>
-                <w:rFonts w:ascii="Courier New" w:eastAsia="Times New Roman" w:hAnsi="Courier New" w:cs="Courier New"/>
-                <w:color w:val="6AAB73"/>
-                <w:sz w:val="20"/>
-                <w:szCs w:val="20"/>
-              </w:rPr>
-              <w:t>'Global Sales'</w:t>
-            </w:r>
+              <w:t xml:space="preserve">q3 = </w:t>
+            </w:r>
+            <w:proofErr w:type="spellStart"/>
             <w:r>
               <w:rPr>
                 <w:rFonts w:ascii="Courier New" w:eastAsia="Times New Roman" w:hAnsi="Courier New" w:cs="Courier New"/>
@@ -1940,17 +2567,9 @@
                 <w:sz w:val="20"/>
                 <w:szCs w:val="20"/>
               </w:rPr>
-              <w:t>].quantile(</w:t>
-            </w:r>
-            <w:r>
-              <w:rPr>
-                <w:rFonts w:ascii="Courier New" w:eastAsia="Times New Roman" w:hAnsi="Courier New" w:cs="Courier New"/>
-                <w:color w:val="2AACB8"/>
-                <w:sz w:val="20"/>
-                <w:szCs w:val="20"/>
-              </w:rPr>
-              <w:t>0.50</w:t>
-            </w:r>
+              <w:t>df</w:t>
+            </w:r>
+            <w:proofErr w:type="spellEnd"/>
             <w:r>
               <w:rPr>
                 <w:rFonts w:ascii="Courier New" w:eastAsia="Times New Roman" w:hAnsi="Courier New" w:cs="Courier New"/>
@@ -1958,17 +2577,7 @@
                 <w:sz w:val="20"/>
                 <w:szCs w:val="20"/>
               </w:rPr>
-              <w:t>)</w:t>
-            </w:r>
-            <w:r>
-              <w:rPr>
-                <w:rFonts w:ascii="Courier New" w:eastAsia="Times New Roman" w:hAnsi="Courier New" w:cs="Courier New"/>
-                <w:color w:val="BCBEC4"/>
-                <w:sz w:val="20"/>
-                <w:szCs w:val="20"/>
-              </w:rPr>
-              <w:br/>
-              <w:t>q3 = df[</w:t>
+              <w:t>[</w:t>
             </w:r>
             <w:r>
               <w:rPr>
@@ -2064,6 +2673,7 @@
               </w:rPr>
               <w:t xml:space="preserve">def </w:t>
             </w:r>
+            <w:proofErr w:type="spellStart"/>
             <w:r>
               <w:rPr>
                 <w:rFonts w:ascii="Courier New" w:eastAsia="Times New Roman" w:hAnsi="Courier New" w:cs="Courier New"/>
@@ -2073,6 +2683,7 @@
               </w:rPr>
               <w:t>categorize_performance</w:t>
             </w:r>
+            <w:proofErr w:type="spellEnd"/>
             <w:r>
               <w:rPr>
                 <w:rFonts w:ascii="Courier New" w:eastAsia="Times New Roman" w:hAnsi="Courier New" w:cs="Courier New"/>
@@ -2148,6 +2759,7 @@
               <w:br/>
               <w:t xml:space="preserve">    </w:t>
             </w:r>
+            <w:proofErr w:type="spellStart"/>
             <w:r>
               <w:rPr>
                 <w:rFonts w:ascii="Courier New" w:eastAsia="Times New Roman" w:hAnsi="Courier New" w:cs="Courier New"/>
@@ -2155,7 +2767,17 @@
                 <w:sz w:val="20"/>
                 <w:szCs w:val="20"/>
               </w:rPr>
-              <w:t xml:space="preserve">elif </w:t>
+              <w:t>elif</w:t>
+            </w:r>
+            <w:proofErr w:type="spellEnd"/>
+            <w:r>
+              <w:rPr>
+                <w:rFonts w:ascii="Courier New" w:eastAsia="Times New Roman" w:hAnsi="Courier New" w:cs="Courier New"/>
+                <w:color w:val="CF8E6D"/>
+                <w:sz w:val="20"/>
+                <w:szCs w:val="20"/>
+              </w:rPr>
+              <w:t xml:space="preserve"> </w:t>
             </w:r>
             <w:r>
               <w:rPr>
@@ -2266,8 +2888,9 @@
                 <w:sz w:val="20"/>
                 <w:szCs w:val="20"/>
               </w:rPr>
-              <w:t># crating performence column</w:t>
-            </w:r>
+              <w:t xml:space="preserve"># crating </w:t>
+            </w:r>
+            <w:proofErr w:type="spellStart"/>
             <w:r>
               <w:rPr>
                 <w:rFonts w:ascii="Courier New" w:eastAsia="Times New Roman" w:hAnsi="Courier New" w:cs="Courier New"/>
@@ -2275,8 +2898,28 @@
                 <w:sz w:val="20"/>
                 <w:szCs w:val="20"/>
               </w:rPr>
+              <w:t>performence</w:t>
+            </w:r>
+            <w:proofErr w:type="spellEnd"/>
+            <w:r>
+              <w:rPr>
+                <w:rFonts w:ascii="Courier New" w:eastAsia="Times New Roman" w:hAnsi="Courier New" w:cs="Courier New"/>
+                <w:color w:val="7A7E85"/>
+                <w:sz w:val="20"/>
+                <w:szCs w:val="20"/>
+              </w:rPr>
+              <w:t xml:space="preserve"> column</w:t>
+            </w:r>
+            <w:r>
+              <w:rPr>
+                <w:rFonts w:ascii="Courier New" w:eastAsia="Times New Roman" w:hAnsi="Courier New" w:cs="Courier New"/>
+                <w:color w:val="7A7E85"/>
+                <w:sz w:val="20"/>
+                <w:szCs w:val="20"/>
+              </w:rPr>
               <w:br/>
             </w:r>
+            <w:proofErr w:type="spellStart"/>
             <w:r>
               <w:rPr>
                 <w:rFonts w:ascii="Courier New" w:eastAsia="Times New Roman" w:hAnsi="Courier New" w:cs="Courier New"/>
@@ -2284,7 +2927,17 @@
                 <w:sz w:val="20"/>
                 <w:szCs w:val="20"/>
               </w:rPr>
-              <w:t>df[</w:t>
+              <w:t>df</w:t>
+            </w:r>
+            <w:proofErr w:type="spellEnd"/>
+            <w:r>
+              <w:rPr>
+                <w:rFonts w:ascii="Courier New" w:eastAsia="Times New Roman" w:hAnsi="Courier New" w:cs="Courier New"/>
+                <w:color w:val="BCBEC4"/>
+                <w:sz w:val="20"/>
+                <w:szCs w:val="20"/>
+              </w:rPr>
+              <w:t>[</w:t>
             </w:r>
             <w:r>
               <w:rPr>
@@ -2302,7 +2955,27 @@
                 <w:sz w:val="20"/>
                 <w:szCs w:val="20"/>
               </w:rPr>
-              <w:t>] = df[</w:t>
+              <w:t xml:space="preserve">] = </w:t>
+            </w:r>
+            <w:proofErr w:type="spellStart"/>
+            <w:r>
+              <w:rPr>
+                <w:rFonts w:ascii="Courier New" w:eastAsia="Times New Roman" w:hAnsi="Courier New" w:cs="Courier New"/>
+                <w:color w:val="BCBEC4"/>
+                <w:sz w:val="20"/>
+                <w:szCs w:val="20"/>
+              </w:rPr>
+              <w:t>df</w:t>
+            </w:r>
+            <w:proofErr w:type="spellEnd"/>
+            <w:r>
+              <w:rPr>
+                <w:rFonts w:ascii="Courier New" w:eastAsia="Times New Roman" w:hAnsi="Courier New" w:cs="Courier New"/>
+                <w:color w:val="BCBEC4"/>
+                <w:sz w:val="20"/>
+                <w:szCs w:val="20"/>
+              </w:rPr>
+              <w:t>[</w:t>
             </w:r>
             <w:r>
               <w:rPr>
@@ -2320,7 +2993,27 @@
                 <w:sz w:val="20"/>
                 <w:szCs w:val="20"/>
               </w:rPr>
-              <w:t>].apply(categorize_performance)</w:t>
+              <w:t>].apply(</w:t>
+            </w:r>
+            <w:proofErr w:type="spellStart"/>
+            <w:r>
+              <w:rPr>
+                <w:rFonts w:ascii="Courier New" w:eastAsia="Times New Roman" w:hAnsi="Courier New" w:cs="Courier New"/>
+                <w:color w:val="BCBEC4"/>
+                <w:sz w:val="20"/>
+                <w:szCs w:val="20"/>
+              </w:rPr>
+              <w:t>categorize_performance</w:t>
+            </w:r>
+            <w:proofErr w:type="spellEnd"/>
+            <w:r>
+              <w:rPr>
+                <w:rFonts w:ascii="Courier New" w:eastAsia="Times New Roman" w:hAnsi="Courier New" w:cs="Courier New"/>
+                <w:color w:val="BCBEC4"/>
+                <w:sz w:val="20"/>
+                <w:szCs w:val="20"/>
+              </w:rPr>
+              <w:t>)</w:t>
             </w:r>
           </w:p>
           <w:p/>
@@ -2427,7 +3120,6 @@
         <w:pStyle w:val="Heading1"/>
       </w:pPr>
       <w:r>
-        <w:lastRenderedPageBreak/>
         <w:t>7. Analysis and Visualizations</w:t>
       </w:r>
     </w:p>
@@ -2469,6 +3161,7 @@
           <w:sz w:val="24"/>
           <w:szCs w:val="24"/>
         </w:rPr>
+        <w:lastRenderedPageBreak/>
         <w:t>Analysis: Grouped the data by Genre and calculated the mean Global Sales for each to see which genre is most profitable per title.</w:t>
       </w:r>
     </w:p>
@@ -2497,7 +3190,25 @@
           <w:sz w:val="24"/>
           <w:szCs w:val="24"/>
         </w:rPr>
-        <w:t xml:space="preserve"> Distribution of average sales across different game genres. </w:t>
+        <w:t xml:space="preserve"> Distribution of average sales across different game genres.</w:t>
+      </w:r>
+    </w:p>
+    <w:p>
+      <w:pPr>
+        <w:spacing w:before="100" w:beforeAutospacing="1" w:after="100" w:afterAutospacing="1" w:line="240" w:lineRule="auto"/>
+        <w:rPr>
+          <w:rFonts w:ascii="Times New Roman" w:eastAsia="Times New Roman" w:hAnsi="Times New Roman" w:cs="Times New Roman"/>
+          <w:sz w:val="24"/>
+          <w:szCs w:val="24"/>
+        </w:rPr>
+      </w:pPr>
+      <w:r>
+        <w:rPr>
+          <w:rFonts w:ascii="Times New Roman" w:eastAsia="Times New Roman" w:hAnsi="Times New Roman" w:cs="Times New Roman"/>
+          <w:sz w:val="24"/>
+          <w:szCs w:val="24"/>
+        </w:rPr>
+        <w:t xml:space="preserve"> </w:t>
       </w:r>
       <w:r>
         <w:rPr>
@@ -2515,7 +3226,33 @@
           <w:sz w:val="24"/>
           <w:szCs w:val="24"/>
         </w:rPr>
-        <w:t xml:space="preserve"> Action and Sports games lead the market. This suggests that publishers focusing on these genres have a higher statistical probability of achieving better average sales per game.</w:t>
+        <w:t xml:space="preserve"> </w:t>
+      </w:r>
+      <w:proofErr w:type="spellStart"/>
+      <w:r>
+        <w:rPr>
+          <w:rFonts w:ascii="Times New Roman" w:eastAsia="Times New Roman" w:hAnsi="Times New Roman" w:cs="Times New Roman"/>
+          <w:sz w:val="24"/>
+          <w:szCs w:val="24"/>
+        </w:rPr>
+        <w:t>Platformer,Shooter,and</w:t>
+      </w:r>
+      <w:proofErr w:type="spellEnd"/>
+      <w:r>
+        <w:rPr>
+          <w:rFonts w:ascii="Times New Roman" w:eastAsia="Times New Roman" w:hAnsi="Times New Roman" w:cs="Times New Roman"/>
+          <w:sz w:val="24"/>
+          <w:szCs w:val="24"/>
+        </w:rPr>
+        <w:t xml:space="preserve"> Role playing</w:t>
+      </w:r>
+      <w:r>
+        <w:rPr>
+          <w:rFonts w:ascii="Times New Roman" w:eastAsia="Times New Roman" w:hAnsi="Times New Roman" w:cs="Times New Roman"/>
+          <w:sz w:val="24"/>
+          <w:szCs w:val="24"/>
+        </w:rPr>
+        <w:t xml:space="preserve"> games lead the market. This suggests that publishers focusing on these genres have a higher statistical probability of achieving better average sales per game.</w:t>
       </w:r>
     </w:p>
     <w:p>
@@ -2584,7 +3321,25 @@
           <w:sz w:val="24"/>
           <w:szCs w:val="24"/>
         </w:rPr>
-        <w:t xml:space="preserve"> Comparison of game release volume across the top 8 gaming platforms. </w:t>
+        <w:t xml:space="preserve"> Comparison of game release volume across the top 8 gaming platforms.</w:t>
+      </w:r>
+    </w:p>
+    <w:p>
+      <w:pPr>
+        <w:spacing w:before="100" w:beforeAutospacing="1" w:after="100" w:afterAutospacing="1" w:line="240" w:lineRule="auto"/>
+        <w:rPr>
+          <w:rFonts w:ascii="Times New Roman" w:eastAsia="Times New Roman" w:hAnsi="Times New Roman" w:cs="Times New Roman"/>
+          <w:sz w:val="24"/>
+          <w:szCs w:val="24"/>
+        </w:rPr>
+      </w:pPr>
+      <w:r>
+        <w:rPr>
+          <w:rFonts w:ascii="Times New Roman" w:eastAsia="Times New Roman" w:hAnsi="Times New Roman" w:cs="Times New Roman"/>
+          <w:sz w:val="24"/>
+          <w:szCs w:val="24"/>
+        </w:rPr>
+        <w:t xml:space="preserve"> </w:t>
       </w:r>
       <w:r>
         <w:rPr>
@@ -2701,8 +3456,13 @@
       <w:r>
         <w:t xml:space="preserve">7.1 </w:t>
       </w:r>
+      <w:proofErr w:type="spellStart"/>
       <w:r>
-        <w:t>Reaseach Question 1</w:t>
+        <w:t>Reaseach</w:t>
+      </w:r>
+      <w:proofErr w:type="spellEnd"/>
+      <w:r>
+        <w:t xml:space="preserve"> Question 1</w:t>
       </w:r>
     </w:p>
     <w:p>
@@ -3212,8 +3972,9 @@
                 <w:sz w:val="20"/>
                 <w:szCs w:val="20"/>
               </w:rPr>
-              <w:t>#  Calculate the thresholds using quantiles for Performence</w:t>
-            </w:r>
+              <w:t xml:space="preserve">#  Calculate the thresholds using quantiles for </w:t>
+            </w:r>
+            <w:proofErr w:type="spellStart"/>
             <w:r>
               <w:rPr>
                 <w:rFonts w:ascii="Courier New" w:eastAsia="Times New Roman" w:hAnsi="Courier New" w:cs="Courier New"/>
@@ -3221,6 +3982,16 @@
                 <w:sz w:val="20"/>
                 <w:szCs w:val="20"/>
               </w:rPr>
+              <w:t>Performence</w:t>
+            </w:r>
+            <w:proofErr w:type="spellEnd"/>
+            <w:r>
+              <w:rPr>
+                <w:rFonts w:ascii="Courier New" w:eastAsia="Times New Roman" w:hAnsi="Courier New" w:cs="Courier New"/>
+                <w:color w:val="7A7E85"/>
+                <w:sz w:val="20"/>
+                <w:szCs w:val="20"/>
+              </w:rPr>
               <w:br/>
             </w:r>
             <w:r>
@@ -3230,7 +4001,27 @@
                 <w:sz w:val="20"/>
                 <w:szCs w:val="20"/>
               </w:rPr>
-              <w:t>q1 = df[</w:t>
+              <w:t xml:space="preserve">q1 = </w:t>
+            </w:r>
+            <w:proofErr w:type="spellStart"/>
+            <w:r>
+              <w:rPr>
+                <w:rFonts w:ascii="Courier New" w:eastAsia="Times New Roman" w:hAnsi="Courier New" w:cs="Courier New"/>
+                <w:color w:val="BCBEC4"/>
+                <w:sz w:val="20"/>
+                <w:szCs w:val="20"/>
+              </w:rPr>
+              <w:t>df</w:t>
+            </w:r>
+            <w:proofErr w:type="spellEnd"/>
+            <w:r>
+              <w:rPr>
+                <w:rFonts w:ascii="Courier New" w:eastAsia="Times New Roman" w:hAnsi="Courier New" w:cs="Courier New"/>
+                <w:color w:val="BCBEC4"/>
+                <w:sz w:val="20"/>
+                <w:szCs w:val="20"/>
+              </w:rPr>
+              <w:t>[</w:t>
             </w:r>
             <w:r>
               <w:rPr>
@@ -3266,7 +4057,7 @@
                 <w:sz w:val="20"/>
                 <w:szCs w:val="20"/>
               </w:rPr>
-              <w:t>)</w:t>
+              <w:t>))</w:t>
             </w:r>
             <w:r>
               <w:rPr>
@@ -3276,17 +4067,9 @@
                 <w:szCs w:val="20"/>
               </w:rPr>
               <w:br/>
-              <w:t>q2 = df[</w:t>
-            </w:r>
-            <w:r>
-              <w:rPr>
-                <w:rFonts w:ascii="Courier New" w:eastAsia="Times New Roman" w:hAnsi="Courier New" w:cs="Courier New"/>
-                <w:color w:val="6AAB73"/>
-                <w:sz w:val="20"/>
-                <w:szCs w:val="20"/>
-              </w:rPr>
-              <w:t>'Global Sales'</w:t>
-            </w:r>
+              <w:t xml:space="preserve">q3 = </w:t>
+            </w:r>
+            <w:proofErr w:type="spellStart"/>
             <w:r>
               <w:rPr>
                 <w:rFonts w:ascii="Courier New" w:eastAsia="Times New Roman" w:hAnsi="Courier New" w:cs="Courier New"/>
@@ -3294,17 +4077,9 @@
                 <w:sz w:val="20"/>
                 <w:szCs w:val="20"/>
               </w:rPr>
-              <w:t>].quantile(</w:t>
-            </w:r>
-            <w:r>
-              <w:rPr>
-                <w:rFonts w:ascii="Courier New" w:eastAsia="Times New Roman" w:hAnsi="Courier New" w:cs="Courier New"/>
-                <w:color w:val="2AACB8"/>
-                <w:sz w:val="20"/>
-                <w:szCs w:val="20"/>
-              </w:rPr>
-              <w:t>0.50</w:t>
-            </w:r>
+              <w:t>df</w:t>
+            </w:r>
+            <w:proofErr w:type="spellEnd"/>
             <w:r>
               <w:rPr>
                 <w:rFonts w:ascii="Courier New" w:eastAsia="Times New Roman" w:hAnsi="Courier New" w:cs="Courier New"/>
@@ -3312,17 +4087,7 @@
                 <w:sz w:val="20"/>
                 <w:szCs w:val="20"/>
               </w:rPr>
-              <w:t>)</w:t>
-            </w:r>
-            <w:r>
-              <w:rPr>
-                <w:rFonts w:ascii="Courier New" w:eastAsia="Times New Roman" w:hAnsi="Courier New" w:cs="Courier New"/>
-                <w:color w:val="BCBEC4"/>
-                <w:sz w:val="20"/>
-                <w:szCs w:val="20"/>
-              </w:rPr>
-              <w:br/>
-              <w:t>q3 = df[</w:t>
+              <w:t>[</w:t>
             </w:r>
             <w:r>
               <w:rPr>
@@ -3532,7 +4297,15 @@
         <w:pStyle w:val="ListBullet"/>
       </w:pPr>
       <w:r>
-        <w:t>☐I included my GitHub repository link or Google Colab notebook link in the Google Sheet provided by the instructor.</w:t>
+        <w:t xml:space="preserve">☐I included my GitHub repository link or Google </w:t>
+      </w:r>
+      <w:proofErr w:type="spellStart"/>
+      <w:r>
+        <w:t>Colab</w:t>
+      </w:r>
+      <w:proofErr w:type="spellEnd"/>
+      <w:r>
+        <w:t xml:space="preserve"> notebook link in the Google Sheet provided by the instructor.</w:t>
       </w:r>
     </w:p>
     <w:p>
@@ -15646,10 +16419,6 @@
 </file>
 
 <file path=customXml/item1.xml><?xml version="1.0" encoding="utf-8"?>
-<b:Sources xmlns:b="http://schemas.openxmlformats.org/officeDocument/2006/bibliography" xmlns="http://schemas.openxmlformats.org/officeDocument/2006/bibliography" SelectedStyle="/APA.XSL" StyleName="APA"/>
-</file>
-
-<file path=customXml/item2.xml><?xml version="1.0" encoding="utf-8"?>
 <ct:contentTypeSchema xmlns:ct="http://schemas.microsoft.com/office/2006/metadata/contentType" xmlns:ma="http://schemas.microsoft.com/office/2006/metadata/properties/metaAttributes" ct:_="" ma:_="" ma:contentTypeName="Document" ma:contentTypeID="0x0101003142459F1E2ED140A210B0C9B3732332" ma:contentTypeVersion="9" ma:contentTypeDescription="Create a new document." ma:contentTypeScope="" ma:versionID="ec4ecf2769928e3a4e21599dc471c1a2">
   <xsd:schema xmlns:xsd="http://www.w3.org/2001/XMLSchema" xmlns:xs="http://www.w3.org/2001/XMLSchema" xmlns:p="http://schemas.microsoft.com/office/2006/metadata/properties" xmlns:ns3="169df62e-0fc6-4508-951e-8fb9127ad705" targetNamespace="http://schemas.microsoft.com/office/2006/metadata/properties" ma:root="true" ma:fieldsID="f4d7f81d7123676496f0c7560f5a4353" ns3:_="">
     <xsd:import namespace="169df62e-0fc6-4508-951e-8fb9127ad705"/>
@@ -15825,7 +16594,19 @@
 </ct:contentTypeSchema>
 </file>
 
+<file path=customXml/item2.xml><?xml version="1.0" encoding="utf-8"?>
+<b:Sources xmlns:b="http://schemas.openxmlformats.org/officeDocument/2006/bibliography" xmlns="http://schemas.openxmlformats.org/officeDocument/2006/bibliography" SelectedStyle="/APA.XSL" StyleName="APA"/>
+</file>
+
 <file path=customXml/item3.xml><?xml version="1.0" encoding="utf-8"?>
+<p:properties xmlns:p="http://schemas.microsoft.com/office/2006/metadata/properties" xmlns:xsi="http://www.w3.org/2001/XMLSchema-instance" xmlns:pc="http://schemas.microsoft.com/office/infopath/2007/PartnerControls">
+  <documentManagement>
+    <_activity xmlns="169df62e-0fc6-4508-951e-8fb9127ad705" xsi:nil="true"/>
+  </documentManagement>
+</p:properties>
+</file>
+
+<file path=customXml/item4.xml><?xml version="1.0" encoding="utf-8"?>
 <?mso-contentType ?>
 <FormTemplates xmlns="http://schemas.microsoft.com/sharepoint/v3/contenttype/forms">
   <Display>DocumentLibraryForm</Display>
@@ -15834,23 +16615,7 @@
 </FormTemplates>
 </file>
 
-<file path=customXml/item4.xml><?xml version="1.0" encoding="utf-8"?>
-<p:properties xmlns:p="http://schemas.microsoft.com/office/2006/metadata/properties" xmlns:xsi="http://www.w3.org/2001/XMLSchema-instance" xmlns:pc="http://schemas.microsoft.com/office/infopath/2007/PartnerControls">
-  <documentManagement>
-    <_activity xmlns="169df62e-0fc6-4508-951e-8fb9127ad705" xsi:nil="true"/>
-  </documentManagement>
-</p:properties>
-</file>
-
 <file path=customXml/itemProps1.xml><?xml version="1.0" encoding="utf-8"?>
-<ds:datastoreItem xmlns:ds="http://schemas.openxmlformats.org/officeDocument/2006/customXml" ds:itemID="{EF278816-EC6F-A645-907D-7F25AECB1D4A}">
-  <ds:schemaRefs>
-    <ds:schemaRef ds:uri="http://schemas.openxmlformats.org/officeDocument/2006/bibliography"/>
-  </ds:schemaRefs>
-</ds:datastoreItem>
-</file>
-
-<file path=customXml/itemProps2.xml><?xml version="1.0" encoding="utf-8"?>
 <ds:datastoreItem xmlns:ds="http://schemas.openxmlformats.org/officeDocument/2006/customXml" ds:itemID="{B4DDD39C-B862-4606-9131-0CC439AB9ACC}">
   <ds:schemaRefs>
     <ds:schemaRef ds:uri="http://schemas.microsoft.com/office/2006/metadata/contentType"/>
@@ -15868,15 +16633,15 @@
 </ds:datastoreItem>
 </file>
 
-<file path=customXml/itemProps3.xml><?xml version="1.0" encoding="utf-8"?>
-<ds:datastoreItem xmlns:ds="http://schemas.openxmlformats.org/officeDocument/2006/customXml" ds:itemID="{2C102B8E-8BB8-42BF-971F-A7787929FB7F}">
+<file path=customXml/itemProps2.xml><?xml version="1.0" encoding="utf-8"?>
+<ds:datastoreItem xmlns:ds="http://schemas.openxmlformats.org/officeDocument/2006/customXml" ds:itemID="{EF278816-EC6F-A645-907D-7F25AECB1D4A}">
   <ds:schemaRefs>
-    <ds:schemaRef ds:uri="http://schemas.microsoft.com/sharepoint/v3/contenttype/forms"/>
+    <ds:schemaRef ds:uri="http://schemas.openxmlformats.org/officeDocument/2006/bibliography"/>
   </ds:schemaRefs>
 </ds:datastoreItem>
 </file>
 
-<file path=customXml/itemProps4.xml><?xml version="1.0" encoding="utf-8"?>
+<file path=customXml/itemProps3.xml><?xml version="1.0" encoding="utf-8"?>
 <ds:datastoreItem xmlns:ds="http://schemas.openxmlformats.org/officeDocument/2006/customXml" ds:itemID="{945CA296-01DA-4D7E-B089-66A58E3AEA06}">
   <ds:schemaRefs>
     <ds:schemaRef ds:uri="http://schemas.microsoft.com/office/2006/metadata/properties"/>
@@ -15884,4 +16649,12 @@
     <ds:schemaRef ds:uri="169df62e-0fc6-4508-951e-8fb9127ad705"/>
   </ds:schemaRefs>
 </ds:datastoreItem>
+</file>
+
+<file path=customXml/itemProps4.xml><?xml version="1.0" encoding="utf-8"?>
+<ds:datastoreItem xmlns:ds="http://schemas.openxmlformats.org/officeDocument/2006/customXml" ds:itemID="{2C102B8E-8BB8-42BF-971F-A7787929FB7F}">
+  <ds:schemaRefs>
+    <ds:schemaRef ds:uri="http://schemas.microsoft.com/sharepoint/v3/contenttype/forms"/>
+  </ds:schemaRefs>
+</ds:datastoreItem>
 </file>